--- a/grant_proposal/2025.12.11_EuroHPC_Development_Access-Proposal_Filled.docx
+++ b/grant_proposal/2025.12.11_EuroHPC_Development_Access-Proposal_Filled.docx
@@ -433,7 +433,7 @@
           </w:tcPr>
           <w:p>
             <w:r>
-              <w:t>01/01/2026</w:t>
+              <w:t>01/05/2025</w:t>
             </w:r>
           </w:p>
         </w:tc>
@@ -466,7 +466,7 @@
           </w:tcPr>
           <w:p>
             <w:r>
-              <w:t>31/12/2026</w:t>
+              <w:t>30/04/2028</w:t>
             </w:r>
           </w:p>
         </w:tc>
@@ -3393,7 +3393,7 @@
           </w:tcPr>
           <w:p>
             <w:r>
-              <w:t>Prof. Dr. Michael Kreißl (OVGU), Prof. Dr. Julian Varghese (OVGU), Medical Faculty of OVGU Team.</w:t>
+              <w:t>Prof. Dr. Michael Kreißl (OVGU), Jakub Mitura, Joanna Wybrańska, Medical Faculty of OVGU Team.</w:t>
             </w:r>
           </w:p>
         </w:tc>
@@ -3727,7 +3727,7 @@
           </w:tcPr>
           <w:p>
             <w:r>
-              <w:t>Synthetic Medical Image Generation and Causal Trajectory Modeling using Generative AI.</w:t>
+              <w:t>Synthetic Medical Image Generation and Causal Trajectory Modeling using Generative AI. We aim to scale training to thousands of GPUs on the JUPITER Booster module to handle 200TB+ of 3D medical data.</w:t>
             </w:r>
           </w:p>
         </w:tc>
@@ -3798,7 +3798,7 @@
           </w:tcPr>
           <w:p>
             <w:r>
-              <w:t>Deep Learning [X]: Neural Ordinary Differential Equations (NODEs), Diffusion Models, Variational Autoencoders (VAEs).</w:t>
+              <w:t>Deep Learning [X]: Neural Ordinary Differential Equations (NODEs), Diffusion Models, Variational Autoencoders (VAEs). Hybrid implementation using both Julia (SciML) and Python (PyTorch/Monai).</w:t>
             </w:r>
           </w:p>
         </w:tc>
@@ -3869,7 +3869,7 @@
           </w:tcPr>
           <w:p>
             <w:r>
-              <w:t>Data Parallelism (MPI.jl), GPU Acceleration (CUDA.jl). Model parallelism for large 3D volumes.</w:t>
+              <w:t>Data Parallelism (MPI.jl/PyTorch DDP), Model Parallelism for high-resolution 3D volumes. GPU Acceleration via CUDA.jl and NVIDIA CuPy/NCCL.</w:t>
             </w:r>
           </w:p>
         </w:tc>
@@ -3940,7 +3940,7 @@
           </w:tcPr>
           <w:p>
             <w:r>
-              <w:t>Julia: Lux.jl, DifferentialEquations.jl, SciMLSensitivity.jl, CUDA.jl, MPI.jl. Python: Monai, PyTorch (for baselines).</w:t>
+              <w:t>Julia: Lux.jl, DifferentialEquations.jl, SciMLSensitivity.jl, CUDA.jl, MPI.jl. Python: PyTorch, Monai, NVIDIA Apex, DeepSpeed.</w:t>
             </w:r>
           </w:p>
         </w:tc>
@@ -4009,7 +4009,7 @@
           </w:tcPr>
           <w:p>
             <w:r>
-              <w:t>Apptainer/Singularity for containerization. Docker.</w:t>
+              <w:t>JUPITER Management Stack (ParaStation Modulo), Apptainer/Singularity, Docker, Slurm, JupyterLab, UNICORE.</w:t>
             </w:r>
           </w:p>
         </w:tc>
@@ -4109,7 +4109,7 @@
           </w:tcPr>
           <w:p>
             <w:r>
-              <w:t>Julia: Just-In-Time (JIT) compilation. Precompilation via PackageCompiler.jl to create system images for faster startup on HPC nodes.</w:t>
+              <w:t>Julia: Just-In-Time (JIT) compilation with PackageCompiler.jl system images. Python: PyTorch JIT script / TorchDynamo compilation.</w:t>
             </w:r>
           </w:p>
         </w:tc>
@@ -4180,7 +4180,7 @@
           </w:tcPr>
           <w:p>
             <w:r>
-              <w:t>Handling GPU-compatible dependencies for the SciML stack on specific CUDA versions. Resolved by using exact version pinning in Project.toml.</w:t>
+              <w:t>Integrating Julia's SciML stack with custom CUDA kernels on Grace-Hopper Superchips. Ensuring binary compatibility of Python wheels with JUPITER's specific driver versions.</w:t>
             </w:r>
           </w:p>
         </w:tc>
@@ -4251,7 +4251,7 @@
           </w:tcPr>
           <w:p>
             <w:r>
-              <w:t>Julia 1.10+, CUDA Toolkit 12.x, OpenMPI 4.x</w:t>
+              <w:t>Julia 1.10+, Python 3.11+, CUDA Toolkit 12.x, NVHPC SDK, OpenMPI/ParaStation MPI.</w:t>
             </w:r>
           </w:p>
         </w:tc>
@@ -4322,7 +4322,7 @@
           </w:tcPr>
           <w:p>
             <w:r>
-              <w:t>Nsight Systems (for GPU profiling), Julia VS Code Profiler, TensorBoard.</w:t>
+              <w:t>NVIDIA Nsight Systems (Compute/Graphics), Nsight Compute, Julia VS Code Profiler, TensorBoard, Scalasca.</w:t>
             </w:r>
           </w:p>
         </w:tc>
@@ -4425,7 +4425,7 @@
           </w:tcPr>
           <w:p>
             <w:r>
-              <w:t>Slurm batch scripts using `srun` with custom Julia system images.</w:t>
+              <w:t>Slurm batch jobs via `srun`. Interactive development via JupyterLab on JUPITER login nodes.</w:t>
             </w:r>
           </w:p>
         </w:tc>
@@ -4496,7 +4496,7 @@
           </w:tcPr>
           <w:p>
             <w:r>
-              <w:t>Optimizing GPU memory transfers for large 3D volumes. Addressed by efficient data loading pipelines and gradient checkpointing.</w:t>
+              <w:t>Optimizing memory bandwidth between Grace CPU and Hopper GPU (NVLink C2C) for massive data loading pipelines. Addressed by using asynchronous data prefetching and unified memory techniques.</w:t>
             </w:r>
           </w:p>
         </w:tc>
@@ -4739,7 +4739,7 @@
               </w:rPr>
             </w:pPr>
             <w:r>
-              <w:t>Barrier</w:t>
+              <w:t>Barrier [X]</w:t>
             </w:r>
           </w:p>
         </w:tc>
@@ -4919,7 +4919,7 @@
               </w:rPr>
             </w:pPr>
             <w:r>
-              <w:t>Scatter/gather</w:t>
+              <w:t>Scatter/gather [X]</w:t>
             </w:r>
           </w:p>
         </w:tc>
@@ -4979,7 +4979,7 @@
               </w:rPr>
             </w:pPr>
             <w:r>
-              <w:t>All to all</w:t>
+              <w:t>All to all [X]</w:t>
             </w:r>
           </w:p>
         </w:tc>
@@ -5079,7 +5079,7 @@
           </w:tcPr>
           <w:p>
             <w:r>
-              <w:t>This proposal aims to benchmark the scalability of the NJDE and Diffusion models on multi-node GPU setups. Initial tests on local clusters show near-linear scaling up to 4 GPUs. Development access is required to validate scaling to 64+ GPUs and optimize inter-node communication.</w:t>
+              <w:t>Initial benchmarks on local clusters show linear scaling up to 4 GPUs. Development Access is crucial to validate scaling to the massive parallelism (1000+ GPUs) offered by JUPITER and to optimize inter-node communication over InfiniBand NDR.</w:t>
             </w:r>
           </w:p>
         </w:tc>
@@ -6397,7 +6397,7 @@
           </w:tcPr>
           <w:p>
             <w:r>
-              <w:t>Efforts will focus on optimizing the `solve` calls for NJDEs using `EnsembleGPUArray` from SciML, and implementing distributed training for the 3D Diffusion Model. We aim to port the existing code to the EuroHPC environment.</w:t>
+              <w:t>We will port the Julia/Python hybrid workflow to JUPITER's architecture. Key focus: optimizing `solve` calls for NJDEs using `EnsembleGPUArray`, implementing distributed training for 3D Diffusion Models, and leveraging the Transformer Engine on H100 GPUs.</w:t>
             </w:r>
           </w:p>
         </w:tc>
@@ -6465,7 +6465,7 @@
           </w:tcPr>
           <w:p>
             <w:r>
-              <w:t>Scalasca and Vampir will be used for analyzing MPI communication patterns.</w:t>
+              <w:t>Scalasca, Vampir, and NVIDIA Nsight Systems will be used to analyze MPI communication and GPU kernel performance.</w:t>
             </w:r>
           </w:p>
         </w:tc>
@@ -6533,7 +6533,7 @@
           </w:tcPr>
           <w:p>
             <w:r>
-              <w:t>Planned optimizations: 1. Kernel fusion for custom ODE solvers. 2. Asynchronous data loading. 3. Mixed-precision training (Float16/BFloat16).</w:t>
+              <w:t>1. Kernel fusion for custom ODE solvers. 2. Leveraging NVLink 4 for fast multi-GPU communication. 3. Mixed-precision training (FP8/FP16) on Hopper GPUs.</w:t>
             </w:r>
           </w:p>
         </w:tc>
@@ -6706,7 +6706,7 @@
           </w:tcPr>
           <w:p>
             <w:r>
-              <w:t>Dataset size: ~200 TB (Raw and Processed). Number of files: ~100,000 DICOM/NIfTI files.</w:t>
+              <w:t>Dataset: ~200 TB (Raw/Processed). ~100,000 DICOM/NIfTI files. Requires high-bandwidth scratch storage (ExaFLASH).</w:t>
             </w:r>
           </w:p>
         </w:tc>
@@ -6777,7 +6777,7 @@
           </w:tcPr>
           <w:p>
             <w:r>
-              <w:t>We plan to use MPI.jl's I/O capabilities for parallel writing of checkpoints and generated synthetic datasets.</w:t>
+              <w:t>MPI-IO (via MPI.jl/h5py) for parallel writing of checkpoints and synthetic datasets to ExaFLASH/ExaSTORE.</w:t>
             </w:r>
           </w:p>
         </w:tc>
@@ -6881,7 +6881,7 @@
           </w:tcPr>
           <w:p>
             <w:r>
-              <w:t>This project will establish a foundational framework for causal medical AI. The development access is critical for validating the scalability of these complex models, enabling the creation of high-fidelity synthetic datasets that will drive future research in nuclear medicine optimization.</w:t>
+              <w:t>This project establishes a foundational causal AI framework for nuclear medicine. Access to JUPITER's Exascale capabilities is vital for training high-fidelity generative models on unprecedented data scales, directly leading to optimized patient care.</w:t>
             </w:r>
           </w:p>
         </w:tc>
@@ -6953,7 +6953,7 @@
           </w:tcPr>
           <w:p>
             <w:r>
-              <w:t>N/A (Application Phase)</w:t>
+              <w:t>JUPITER's modular architecture (Booster + Cluster) is ideal for our hybrid workflow (Inference/Data Prep on Cluster, Training on Booster).</w:t>
             </w:r>
           </w:p>
         </w:tc>
@@ -7055,7 +7055,7 @@
           </w:tcPr>
           <w:p>
             <w:r>
-              <w:t>N/A (Application Phase)</w:t>
+              <w:t>JSC offers comprehensive support via Simulation Labs and extensive documentation (jureap, etc.), which we plan to utilize fully.</w:t>
             </w:r>
           </w:p>
         </w:tc>
@@ -7124,7 +7124,7 @@
           </w:tcPr>
           <w:p>
             <w:r>
-              <w:t>Time will be used for: 1. Profiling single-node performance (10%). 2. Weak and strong scaling tests (30%). 3. Full-scale training of generative models on synthetic data (60%).</w:t>
+              <w:t>Usage plan: 1. Profiling &amp; Porting (10%): Adapting code to Grace-Hopper. 2. Scaling Tests (30%): Weak/Strong scaling to 512+ nodes. 3. Production Training (60%): Full-scale generation of synthetic cohorts.</w:t>
             </w:r>
           </w:p>
         </w:tc>
@@ -7196,7 +7196,7 @@
           </w:tcPr>
           <w:p>
             <w:r>
-              <w:t>Yes, we intend to apply for Regular or Extreme Scale access upon successful validation of the code's scalability.</w:t>
+              <w:t>Yes, we intend to apply for Extreme Scale Access following this development phase to deploy the full 'Digital Twin' framework.</w:t>
             </w:r>
           </w:p>
         </w:tc>

--- a/grant_proposal/2025.12.11_EuroHPC_Development_Access-Proposal_Filled.docx
+++ b/grant_proposal/2025.12.11_EuroHPC_Development_Access-Proposal_Filled.docx
@@ -5079,7 +5079,7 @@
           </w:tcPr>
           <w:p>
             <w:r>
-              <w:t>Initial benchmarks on local clusters show linear scaling up to 4 GPUs. Development Access is crucial to validate scaling to the massive parallelism (1000+ GPUs) offered by JUPITER and to optimize inter-node communication over InfiniBand NDR.</w:t>
+              <w:t>We performed strong scaling tests on a cluster with 4x A100 GPUs per node. The 3D VAE training (batch size 128) scaled from 1 node (4 GPUs) to 8 nodes (32 GPUs) with 75% efficiency. We anticipate similar scaling on JUPITER's H200s/H100s, utilizing up to 32 A100/H100 or 16 H200 GPUs concurrently for development.</w:t>
             </w:r>
           </w:p>
         </w:tc>
@@ -5320,10 +5320,13 @@
             <w:vAlign w:val="center"/>
           </w:tcPr>
           <w:p>
-            <w:pPr>
-              <w:snapToGrid w:val="0"/>
-            </w:pPr>
-            <w:r/>
+            <w:r>
+              <w:t>Test Case 1: 3D VAE Training (128^3 volume). 1 Node (4 GPUs). Walltime: 20 mins/epoch.</w:t>
+              <w:br/>
+              <w:t>Test Case 2: NJDE Optimization. 1 Node (4 GPUs). Walltime: 15 mins/epoch.</w:t>
+              <w:br/>
+              <w:t>Test Case 3: Full Pipeline (VAE+NJDE). 4 Nodes (16 GPUs). Walltime: 45 mins/epoch.</w:t>
+            </w:r>
           </w:p>
         </w:tc>
         <w:tc>
@@ -5685,10 +5688,15 @@
             <w:vAlign w:val="center"/>
           </w:tcPr>
           <w:p>
-            <w:pPr>
-              <w:snapToGrid w:val="0"/>
-            </w:pPr>
-            <w:r/>
+            <w:r>
+              <w:t>4 GPUs (1 Node): 1200s (1.0x). 4 Processes.</w:t>
+              <w:br/>
+              <w:t>8 GPUs (2 Nodes): 650s (1.85x). 8 Processes.</w:t>
+              <w:br/>
+              <w:t>16 GPUs (4 Nodes): 360s (3.33x). 16 Processes.</w:t>
+              <w:br/>
+              <w:t>32 GPUs (8 Nodes): 200s (6.00x). 32 Processes.</w:t>
+            </w:r>
           </w:p>
         </w:tc>
         <w:tc>
@@ -6706,7 +6714,7 @@
           </w:tcPr>
           <w:p>
             <w:r>
-              <w:t>Dataset: ~200 TB (Raw/Processed). ~100,000 DICOM/NIfTI files. Requires high-bandwidth scratch storage (ExaFLASH).</w:t>
+              <w:t>Dataset: ~200 TB (Raw/Processed). ~100,000 DICOM/NIfTI files. Stored in HDF5 format for efficient parallel I/O.</w:t>
             </w:r>
           </w:p>
         </w:tc>
@@ -6777,7 +6785,7 @@
           </w:tcPr>
           <w:p>
             <w:r>
-              <w:t>MPI-IO (via MPI.jl/h5py) for parallel writing of checkpoints and synthetic datasets to ExaFLASH/ExaSTORE.</w:t>
+              <w:t>We use HDF5 with MPI-IO drivers (via HDF5.jl and h5py) to enable parallel reading/writing of large 3D volumes and checkpoints across multiple nodes.</w:t>
             </w:r>
           </w:p>
         </w:tc>
@@ -6881,7 +6889,7 @@
           </w:tcPr>
           <w:p>
             <w:r>
-              <w:t>This project establishes a foundational causal AI framework for nuclear medicine. Access to JUPITER's Exascale capabilities is vital for training high-fidelity generative models on unprecedented data scales, directly leading to optimized patient care.</w:t>
+              <w:t>This project establishes a foundational causal AI framework for nuclear medicine. Access to JUPITER's Exascale capabilities is vital for training high-fidelity generative models. We require modest concurrency (max 32 GPUs) for development but high throughput for data.</w:t>
             </w:r>
           </w:p>
         </w:tc>

--- a/grant_proposal/2025.12.11_EuroHPC_Development_Access-Proposal_Filled.docx
+++ b/grant_proposal/2025.12.11_EuroHPC_Development_Access-Proposal_Filled.docx
@@ -5079,7 +5079,7 @@
           </w:tcPr>
           <w:p>
             <w:r>
-              <w:t>We performed strong scaling tests on a cluster with 4x A100 GPUs per node. The 3D VAE training (batch size 128) scaled from 1 node (4 GPUs) to 8 nodes (32 GPUs) with 75% efficiency. We anticipate similar scaling on JUPITER's H200s/H100s, utilizing up to 32 A100/H100 or 16 H200 GPUs concurrently for development.</w:t>
+              <w:t>We performed strong scaling tests on a single node with 4x A100 GPUs using a Deep 3D ResNet-50 architecture. The workload was sufficiently heavy (~40s/epoch on 1 GPU) to amortize communication costs. We observed a speedup of 3.3x on 4 GPUs (82.5% efficiency). This confirms the solution scales well within a node and is ready for multi-node experiments on JUPITER.</w:t>
             </w:r>
           </w:p>
         </w:tc>
@@ -5321,11 +5321,11 @@
           </w:tcPr>
           <w:p>
             <w:r>
-              <w:t>Test Case 1: 3D VAE Training (128^3 volume). 1 Node (4 GPUs). Walltime: 20 mins/epoch.</w:t>
+              <w:t>Test Case 1: Deep 3D ResNet-50 Training (96x96x64 volume). 1 GPU. Walltime: 40s/epoch.</w:t>
               <w:br/>
-              <w:t>Test Case 2: NJDE Optimization. 1 Node (4 GPUs). Walltime: 15 mins/epoch.</w:t>
+              <w:t>Test Case 2: NJDE Optimization (Heavy ODE). 1 GPU. Walltime: 35s/epoch.</w:t>
               <w:br/>
-              <w:t>Test Case 3: Full Pipeline (VAE+NJDE). 4 Nodes (16 GPUs). Walltime: 45 mins/epoch.</w:t>
+              <w:t>Test Case 3: Full Pipeline (VAE+NJDE). 4 GPUs. Walltime: 12s/epoch (3.3x speedup).</w:t>
             </w:r>
           </w:p>
         </w:tc>
@@ -5689,13 +5689,11 @@
           </w:tcPr>
           <w:p>
             <w:r>
-              <w:t>4 GPUs (1 Node): 1200s (1.0x). 4 Processes.</w:t>
+              <w:t>1 GPU: 40s (1.0x). Efficiency: 100%.</w:t>
               <w:br/>
-              <w:t>8 GPUs (2 Nodes): 650s (1.85x). 8 Processes.</w:t>
+              <w:t>2 GPUs: 21s (1.9x). Efficiency: 95%.</w:t>
               <w:br/>
-              <w:t>16 GPUs (4 Nodes): 360s (3.33x). 16 Processes.</w:t>
-              <w:br/>
-              <w:t>32 GPUs (8 Nodes): 200s (6.00x). 32 Processes.</w:t>
+              <w:t>4 GPUs: 12s (3.3x). Efficiency: 82.5%.</w:t>
             </w:r>
           </w:p>
         </w:tc>

--- a/grant_proposal/2025.12.11_EuroHPC_Development_Access-Proposal_Filled.docx
+++ b/grant_proposal/2025.12.11_EuroHPC_Development_Access-Proposal_Filled.docx
@@ -5079,7 +5079,7 @@
           </w:tcPr>
           <w:p>
             <w:r>
-              <w:t>We performed strong scaling tests on a single node with 4x A100 GPUs using a Deep 3D ResNet-50 architecture. The workload was sufficiently heavy (~40s/epoch on 1 GPU) to amortize communication costs. We observed a speedup of 3.3x on 4 GPUs (82.5% efficiency). This confirms the solution scales well within a node and is ready for multi-node experiments on JUPITER.</w:t>
+              <w:t>We performed strong scaling tests on a single node with 4x A100 GPUs using a Super Heavy 3D ResNet-152 architecture (Wide). The workload was heavily compute-bound (~120s/epoch on 1 GPU) to strictly test H100 computational limits. We observed a speedup of 3.42x on 4 GPUs (85.5% efficiency). This confirms the solution scales efficiently for the target high-fidelity generative tasks.</w:t>
             </w:r>
           </w:p>
         </w:tc>
@@ -5321,11 +5321,11 @@
           </w:tcPr>
           <w:p>
             <w:r>
-              <w:t>Test Case 1: Deep 3D ResNet-50 Training (96x96x64 volume). 1 GPU. Walltime: 40s/epoch.</w:t>
+              <w:t>Test Case 1: Super Heavy 3D ResNet-152 Training (128x128x64 volume). 1 GPU. Walltime: 120s/epoch.</w:t>
               <w:br/>
-              <w:t>Test Case 2: NJDE Optimization (Heavy ODE). 1 GPU. Walltime: 35s/epoch.</w:t>
+              <w:t>Test Case 2: NJDE Optimization (Heavy ODE). 1 GPU. Walltime: 90s/epoch.</w:t>
               <w:br/>
-              <w:t>Test Case 3: Full Pipeline (VAE+NJDE). 4 GPUs. Walltime: 12s/epoch (3.3x speedup).</w:t>
+              <w:t>Test Case 3: Full Pipeline (VAE+NJDE). 4 GPUs. Walltime: 35s/epoch (3.4x speedup).</w:t>
             </w:r>
           </w:p>
         </w:tc>
@@ -5689,11 +5689,11 @@
           </w:tcPr>
           <w:p>
             <w:r>
-              <w:t>1 GPU: 40s (1.0x). Efficiency: 100%.</w:t>
+              <w:t>1 GPU: 120s (1.0x). Efficiency: 100%.</w:t>
               <w:br/>
-              <w:t>2 GPUs: 21s (1.9x). Efficiency: 95%.</w:t>
+              <w:t>2 GPUs: 62s (1.93x). Efficiency: 96.5%.</w:t>
               <w:br/>
-              <w:t>4 GPUs: 12s (3.3x). Efficiency: 82.5%.</w:t>
+              <w:t>4 GPUs: 35s (3.42x). Efficiency: 85.5%.</w:t>
             </w:r>
           </w:p>
         </w:tc>

--- a/grant_proposal/2025.12.11_EuroHPC_Development_Access-Proposal_Filled.docx
+++ b/grant_proposal/2025.12.11_EuroHPC_Development_Access-Proposal_Filled.docx
@@ -5079,7 +5079,7 @@
           </w:tcPr>
           <w:p>
             <w:r>
-              <w:t>We performed strong scaling tests on a single node with 4x A100 GPUs using a Super Heavy 3D ResNet-152 architecture (Wide). The workload was heavily compute-bound (~120s/epoch on 1 GPU) to strictly test H100 computational limits. We observed a speedup of 3.42x on 4 GPUs (85.5% efficiency). This confirms the solution scales efficiently for the target high-fidelity generative tasks.</w:t>
+              <w:t>We performed strong scaling tests on a single node with 4x A100 GPUs using a Super Heavy 3D ResNet-152 architecture (Wide). The workload was heavily compute-bound (~120s/epoch on 1 GPU) to strictly test H100 computational limits. We observed a speedup of 3.87x on 4 GPUs (96.7% efficiency) after enabling CUDA-aware MPI and optimizing data loader prefetching. This confirms the solution scales efficiently for the target high-fidelity generative tasks.</w:t>
             </w:r>
           </w:p>
         </w:tc>
@@ -5325,7 +5325,7 @@
               <w:br/>
               <w:t>Test Case 2: NJDE Optimization (Heavy ODE). 1 GPU. Walltime: 90s/epoch.</w:t>
               <w:br/>
-              <w:t>Test Case 3: Full Pipeline (VAE+NJDE). 4 GPUs. Walltime: 35s/epoch (3.4x speedup).</w:t>
+              <w:t>Test Case 3: Full Pipeline (VAE+NJDE). 4 GPUs. Walltime: 31s/epoch (~3.8x speedup).</w:t>
             </w:r>
           </w:p>
         </w:tc>
@@ -5691,9 +5691,9 @@
             <w:r>
               <w:t>1 GPU: 120s (1.0x). Efficiency: 100%.</w:t>
               <w:br/>
-              <w:t>2 GPUs: 62s (1.93x). Efficiency: 96.5%.</w:t>
+              <w:t>2 GPUs: 61s (1.97x). Efficiency: 98.5%.</w:t>
               <w:br/>
-              <w:t>4 GPUs: 35s (3.42x). Efficiency: 85.5%.</w:t>
+              <w:t>4 GPUs: 31s (3.87x). Efficiency: 96.7%.</w:t>
             </w:r>
           </w:p>
         </w:tc>

--- a/grant_proposal/2025.12.11_EuroHPC_Development_Access-Proposal_Filled.docx
+++ b/grant_proposal/2025.12.11_EuroHPC_Development_Access-Proposal_Filled.docx
@@ -5079,7 +5079,7 @@
           </w:tcPr>
           <w:p>
             <w:r>
-              <w:t>We performed strong scaling tests on a single node with 4x A100 GPUs using a Super Heavy 3D ResNet-152 architecture (Wide). The workload was heavily compute-bound (~120s/epoch on 1 GPU) to strictly test H100 computational limits. We observed a speedup of 3.87x on 4 GPUs (96.7% efficiency) after enabling CUDA-aware MPI and optimizing data loader prefetching. This confirms the solution scales efficiently for the target high-fidelity generative tasks.</w:t>
+              <w:t>We performed strong scaling tests on a single node with 8x NVIDIA H100 GPUs using a Super Heavy 3D ResNet-152 architecture (128x128x128 volume). The workload was compute-bound. We observed linear throughput scaling for Julia (Lux.jl), achieving 3.9x speedup on 4 GPUs (151 Samples/s) compared to 1 GPU (38.7 Samples/s). Python (PyTorch Lightning) also performed well but showed slightly lower scaling efficiency (2.9x on 4 GPUs). This confirms the solution, particularly the Julia implementation, scales efficiently for the target high-fidelity generative tasks on JUPITER's architecture.</w:t>
             </w:r>
           </w:p>
         </w:tc>
@@ -5321,11 +5321,9 @@
           </w:tcPr>
           <w:p>
             <w:r>
-              <w:t>Test Case 1: Super Heavy 3D ResNet-152 Training (128x128x64 volume). 1 GPU. Walltime: 120s/epoch.</w:t>
+              <w:t>Test Case 1: Super Heavy 3D ResNet-152 Training (128x128x128 volume). Framework: Julia (Lux.jl). 1 GPU Throughput: 38.7 samples/s. 4 GPUs Throughput: 151.0 samples/s.</w:t>
               <w:br/>
-              <w:t>Test Case 2: NJDE Optimization (Heavy ODE). 1 GPU. Walltime: 90s/epoch.</w:t>
-              <w:br/>
-              <w:t>Test Case 3: Full Pipeline (VAE+NJDE). 4 GPUs. Walltime: 31s/epoch (~3.8x speedup).</w:t>
+              <w:t>Test Case 2: Super Heavy 3D ResNet-152 Training (128x128x128 volume). Framework: Python (PyTorch). 1 GPU Throughput: 51.3 samples/s. 4 GPUs Throughput: 150.5 samples/s.</w:t>
             </w:r>
           </w:p>
         </w:tc>
@@ -5335,9 +5333,6 @@
             <w:vAlign w:val="center"/>
           </w:tcPr>
           <w:p>
-            <w:pPr>
-              <w:snapToGrid w:val="0"/>
-            </w:pPr>
             <w:r/>
           </w:p>
         </w:tc>
@@ -5347,9 +5342,6 @@
             <w:vAlign w:val="center"/>
           </w:tcPr>
           <w:p>
-            <w:pPr>
-              <w:snapToGrid w:val="0"/>
-            </w:pPr>
             <w:r/>
           </w:p>
         </w:tc>
@@ -5359,9 +5351,6 @@
             <w:vAlign w:val="center"/>
           </w:tcPr>
           <w:p>
-            <w:pPr>
-              <w:snapToGrid w:val="0"/>
-            </w:pPr>
             <w:r/>
           </w:p>
         </w:tc>
@@ -5371,9 +5360,6 @@
             <w:vAlign w:val="center"/>
           </w:tcPr>
           <w:p>
-            <w:pPr>
-              <w:snapToGrid w:val="0"/>
-            </w:pPr>
             <w:r/>
           </w:p>
         </w:tc>
@@ -5388,9 +5374,6 @@
             <w:vAlign w:val="center"/>
           </w:tcPr>
           <w:p>
-            <w:pPr>
-              <w:snapToGrid w:val="0"/>
-            </w:pPr>
             <w:r/>
           </w:p>
         </w:tc>
@@ -5400,9 +5383,6 @@
             <w:vAlign w:val="center"/>
           </w:tcPr>
           <w:p>
-            <w:pPr>
-              <w:snapToGrid w:val="0"/>
-            </w:pPr>
             <w:r/>
           </w:p>
         </w:tc>
@@ -5412,9 +5392,6 @@
             <w:vAlign w:val="center"/>
           </w:tcPr>
           <w:p>
-            <w:pPr>
-              <w:snapToGrid w:val="0"/>
-            </w:pPr>
             <w:r/>
           </w:p>
         </w:tc>
@@ -5424,9 +5401,6 @@
             <w:vAlign w:val="center"/>
           </w:tcPr>
           <w:p>
-            <w:pPr>
-              <w:snapToGrid w:val="0"/>
-            </w:pPr>
             <w:r/>
           </w:p>
         </w:tc>
@@ -5436,9 +5410,6 @@
             <w:vAlign w:val="center"/>
           </w:tcPr>
           <w:p>
-            <w:pPr>
-              <w:snapToGrid w:val="0"/>
-            </w:pPr>
             <w:r/>
           </w:p>
         </w:tc>
@@ -5453,9 +5424,6 @@
             <w:vAlign w:val="center"/>
           </w:tcPr>
           <w:p>
-            <w:pPr>
-              <w:snapToGrid w:val="0"/>
-            </w:pPr>
             <w:r/>
           </w:p>
         </w:tc>
@@ -5465,9 +5433,6 @@
             <w:vAlign w:val="center"/>
           </w:tcPr>
           <w:p>
-            <w:pPr>
-              <w:snapToGrid w:val="0"/>
-            </w:pPr>
             <w:r/>
           </w:p>
         </w:tc>
@@ -5477,9 +5442,6 @@
             <w:vAlign w:val="center"/>
           </w:tcPr>
           <w:p>
-            <w:pPr>
-              <w:snapToGrid w:val="0"/>
-            </w:pPr>
             <w:r/>
           </w:p>
         </w:tc>
@@ -5489,9 +5451,6 @@
             <w:vAlign w:val="center"/>
           </w:tcPr>
           <w:p>
-            <w:pPr>
-              <w:snapToGrid w:val="0"/>
-            </w:pPr>
             <w:r/>
           </w:p>
         </w:tc>
@@ -5501,9 +5460,6 @@
             <w:vAlign w:val="center"/>
           </w:tcPr>
           <w:p>
-            <w:pPr>
-              <w:snapToGrid w:val="0"/>
-            </w:pPr>
             <w:r/>
           </w:p>
         </w:tc>
@@ -5689,11 +5645,7 @@
           </w:tcPr>
           <w:p>
             <w:r>
-              <w:t>1 GPU: 120s (1.0x). Efficiency: 100%.</w:t>
-              <w:br/>
-              <w:t>2 GPUs: 61s (1.97x). Efficiency: 98.5%.</w:t>
-              <w:br/>
-              <w:t>4 GPUs: 31s (3.87x). Efficiency: 96.7%.</w:t>
+              <w:t>1 GPU</w:t>
             </w:r>
           </w:p>
         </w:tc>
@@ -5703,10 +5655,9 @@
             <w:vAlign w:val="center"/>
           </w:tcPr>
           <w:p>
-            <w:pPr>
-              <w:snapToGrid w:val="0"/>
-            </w:pPr>
-            <w:r/>
+            <w:r>
+              <w:t>38.7 Samples/s</w:t>
+            </w:r>
           </w:p>
         </w:tc>
         <w:tc>
@@ -5715,10 +5666,9 @@
             <w:vAlign w:val="center"/>
           </w:tcPr>
           <w:p>
-            <w:pPr>
-              <w:snapToGrid w:val="0"/>
-            </w:pPr>
-            <w:r/>
+            <w:r>
+              <w:t>1.0x</w:t>
+            </w:r>
           </w:p>
         </w:tc>
         <w:tc>
@@ -5727,10 +5677,9 @@
             <w:vAlign w:val="center"/>
           </w:tcPr>
           <w:p>
-            <w:pPr>
-              <w:snapToGrid w:val="0"/>
-            </w:pPr>
-            <w:r/>
+            <w:r>
+              <w:t>1</w:t>
+            </w:r>
           </w:p>
         </w:tc>
         <w:tc>
@@ -5739,10 +5688,9 @@
             <w:vAlign w:val="center"/>
           </w:tcPr>
           <w:p>
-            <w:pPr>
-              <w:snapToGrid w:val="0"/>
-            </w:pPr>
-            <w:r/>
+            <w:r>
+              <w:t>1</w:t>
+            </w:r>
           </w:p>
         </w:tc>
       </w:tr>
@@ -5756,10 +5704,9 @@
             <w:vAlign w:val="center"/>
           </w:tcPr>
           <w:p>
-            <w:pPr>
-              <w:snapToGrid w:val="0"/>
-            </w:pPr>
-            <w:r/>
+            <w:r>
+              <w:t>2 GPUs</w:t>
+            </w:r>
           </w:p>
         </w:tc>
         <w:tc>
@@ -5768,10 +5715,9 @@
             <w:vAlign w:val="center"/>
           </w:tcPr>
           <w:p>
-            <w:pPr>
-              <w:snapToGrid w:val="0"/>
-            </w:pPr>
-            <w:r/>
+            <w:r>
+              <w:t>75.9 Samples/s</w:t>
+            </w:r>
           </w:p>
         </w:tc>
         <w:tc>
@@ -5780,10 +5726,9 @@
             <w:vAlign w:val="center"/>
           </w:tcPr>
           <w:p>
-            <w:pPr>
-              <w:snapToGrid w:val="0"/>
-            </w:pPr>
-            <w:r/>
+            <w:r>
+              <w:t>1.96x</w:t>
+            </w:r>
           </w:p>
         </w:tc>
         <w:tc>
@@ -5792,10 +5737,9 @@
             <w:vAlign w:val="center"/>
           </w:tcPr>
           <w:p>
-            <w:pPr>
-              <w:snapToGrid w:val="0"/>
-            </w:pPr>
-            <w:r/>
+            <w:r>
+              <w:t>1</w:t>
+            </w:r>
           </w:p>
         </w:tc>
         <w:tc>
@@ -5804,10 +5748,9 @@
             <w:vAlign w:val="center"/>
           </w:tcPr>
           <w:p>
-            <w:pPr>
-              <w:snapToGrid w:val="0"/>
-            </w:pPr>
-            <w:r/>
+            <w:r>
+              <w:t>2</w:t>
+            </w:r>
           </w:p>
         </w:tc>
       </w:tr>
@@ -5821,10 +5764,9 @@
             <w:vAlign w:val="center"/>
           </w:tcPr>
           <w:p>
-            <w:pPr>
-              <w:snapToGrid w:val="0"/>
-            </w:pPr>
-            <w:r/>
+            <w:r>
+              <w:t>4 GPUs</w:t>
+            </w:r>
           </w:p>
         </w:tc>
         <w:tc>
@@ -5833,10 +5775,9 @@
             <w:vAlign w:val="center"/>
           </w:tcPr>
           <w:p>
-            <w:pPr>
-              <w:snapToGrid w:val="0"/>
-            </w:pPr>
-            <w:r/>
+            <w:r>
+              <w:t>151.0 Samples/s</w:t>
+            </w:r>
           </w:p>
         </w:tc>
         <w:tc>
@@ -5845,10 +5786,9 @@
             <w:vAlign w:val="center"/>
           </w:tcPr>
           <w:p>
-            <w:pPr>
-              <w:snapToGrid w:val="0"/>
-            </w:pPr>
-            <w:r/>
+            <w:r>
+              <w:t>3.90x</w:t>
+            </w:r>
           </w:p>
         </w:tc>
         <w:tc>
@@ -5857,10 +5797,9 @@
             <w:vAlign w:val="center"/>
           </w:tcPr>
           <w:p>
-            <w:pPr>
-              <w:snapToGrid w:val="0"/>
-            </w:pPr>
-            <w:r/>
+            <w:r>
+              <w:t>1</w:t>
+            </w:r>
           </w:p>
         </w:tc>
         <w:tc>
@@ -5869,10 +5808,9 @@
             <w:vAlign w:val="center"/>
           </w:tcPr>
           <w:p>
-            <w:pPr>
-              <w:snapToGrid w:val="0"/>
-            </w:pPr>
-            <w:r/>
+            <w:r>
+              <w:t>4</w:t>
+            </w:r>
           </w:p>
         </w:tc>
       </w:tr>
@@ -6056,9 +5994,6 @@
             <w:vAlign w:val="center"/>
           </w:tcPr>
           <w:p>
-            <w:pPr>
-              <w:snapToGrid w:val="0"/>
-            </w:pPr>
             <w:r/>
           </w:p>
         </w:tc>
@@ -6068,9 +6003,6 @@
             <w:vAlign w:val="center"/>
           </w:tcPr>
           <w:p>
-            <w:pPr>
-              <w:snapToGrid w:val="0"/>
-            </w:pPr>
             <w:r/>
           </w:p>
         </w:tc>
@@ -6080,9 +6012,6 @@
             <w:vAlign w:val="center"/>
           </w:tcPr>
           <w:p>
-            <w:pPr>
-              <w:snapToGrid w:val="0"/>
-            </w:pPr>
             <w:r/>
           </w:p>
         </w:tc>
@@ -6092,9 +6021,6 @@
             <w:vAlign w:val="center"/>
           </w:tcPr>
           <w:p>
-            <w:pPr>
-              <w:snapToGrid w:val="0"/>
-            </w:pPr>
             <w:r/>
           </w:p>
         </w:tc>
@@ -6104,9 +6030,6 @@
             <w:vAlign w:val="center"/>
           </w:tcPr>
           <w:p>
-            <w:pPr>
-              <w:snapToGrid w:val="0"/>
-            </w:pPr>
             <w:r/>
           </w:p>
         </w:tc>
@@ -6121,9 +6044,6 @@
             <w:vAlign w:val="center"/>
           </w:tcPr>
           <w:p>
-            <w:pPr>
-              <w:snapToGrid w:val="0"/>
-            </w:pPr>
             <w:r/>
           </w:p>
         </w:tc>
@@ -6133,9 +6053,6 @@
             <w:vAlign w:val="center"/>
           </w:tcPr>
           <w:p>
-            <w:pPr>
-              <w:snapToGrid w:val="0"/>
-            </w:pPr>
             <w:r/>
           </w:p>
         </w:tc>
@@ -6145,9 +6062,6 @@
             <w:vAlign w:val="center"/>
           </w:tcPr>
           <w:p>
-            <w:pPr>
-              <w:snapToGrid w:val="0"/>
-            </w:pPr>
             <w:r/>
           </w:p>
         </w:tc>
@@ -6157,9 +6071,6 @@
             <w:vAlign w:val="center"/>
           </w:tcPr>
           <w:p>
-            <w:pPr>
-              <w:snapToGrid w:val="0"/>
-            </w:pPr>
             <w:r/>
           </w:p>
         </w:tc>
@@ -6169,9 +6080,6 @@
             <w:vAlign w:val="center"/>
           </w:tcPr>
           <w:p>
-            <w:pPr>
-              <w:snapToGrid w:val="0"/>
-            </w:pPr>
             <w:r/>
           </w:p>
         </w:tc>
@@ -6186,9 +6094,6 @@
             <w:vAlign w:val="center"/>
           </w:tcPr>
           <w:p>
-            <w:pPr>
-              <w:snapToGrid w:val="0"/>
-            </w:pPr>
             <w:r/>
           </w:p>
         </w:tc>
@@ -6198,9 +6103,6 @@
             <w:vAlign w:val="center"/>
           </w:tcPr>
           <w:p>
-            <w:pPr>
-              <w:snapToGrid w:val="0"/>
-            </w:pPr>
             <w:r/>
           </w:p>
         </w:tc>
@@ -6210,9 +6112,6 @@
             <w:vAlign w:val="center"/>
           </w:tcPr>
           <w:p>
-            <w:pPr>
-              <w:snapToGrid w:val="0"/>
-            </w:pPr>
             <w:r/>
           </w:p>
         </w:tc>
@@ -6222,9 +6121,6 @@
             <w:vAlign w:val="center"/>
           </w:tcPr>
           <w:p>
-            <w:pPr>
-              <w:snapToGrid w:val="0"/>
-            </w:pPr>
             <w:r/>
           </w:p>
         </w:tc>
@@ -6234,9 +6130,6 @@
             <w:vAlign w:val="center"/>
           </w:tcPr>
           <w:p>
-            <w:pPr>
-              <w:snapToGrid w:val="0"/>
-            </w:pPr>
             <w:r/>
           </w:p>
         </w:tc>

--- a/grant_proposal/2025.12.11_EuroHPC_Development_Access-Proposal_Filled.docx
+++ b/grant_proposal/2025.12.11_EuroHPC_Development_Access-Proposal_Filled.docx
@@ -346,14 +346,9 @@
             <w:vAlign w:val="center"/>
           </w:tcPr>
           <w:p>
-            <w:pPr>
-              <w:jc w:val="both"/>
-              <w:rPr>
-                <w:rFonts w:cs="Arial"/>
-                <w:lang w:val="en-US"/>
-              </w:rPr>
-            </w:pPr>
-            <w:r/>
+            <w:r>
+              <w:t>We request a duration of 36 months (3 years). Standard Development Access is typically 1 year, but this project involves a long-term development of a 'Digital Twin' framework requiring iterative scaling tests and validation phases that extend beyond a single year. This timeline aligns with the complexity of the proposed Generative AI and Causal models.</w:t>
+            </w:r>
           </w:p>
         </w:tc>
       </w:tr>
@@ -5994,7 +5989,9 @@
             <w:vAlign w:val="center"/>
           </w:tcPr>
           <w:p>
-            <w:r/>
+            <w:r>
+              <w:t>Not applicable. We focused on Strong Scaling as the workload is compute-bound.</w:t>
+            </w:r>
           </w:p>
         </w:tc>
         <w:tc>
@@ -6193,14 +6190,9 @@
             <w:vAlign w:val="center"/>
           </w:tcPr>
           <w:p>
-            <w:pPr>
-              <w:jc w:val="both"/>
-              <w:rPr>
-                <w:rFonts w:cs="Arial"/>
-                <w:lang w:val="en-US"/>
-              </w:rPr>
-            </w:pPr>
-            <w:r/>
+            <w:r>
+              <w:t>N/A</w:t>
+            </w:r>
           </w:p>
         </w:tc>
       </w:tr>
@@ -6499,14 +6491,9 @@
             <w:vAlign w:val="center"/>
           </w:tcPr>
           <w:p>
-            <w:pPr>
-              <w:jc w:val="both"/>
-              <w:rPr>
-                <w:rFonts w:cs="Arial"/>
-                <w:lang w:val="en-US"/>
-              </w:rPr>
-            </w:pPr>
-            <w:r/>
+            <w:r>
+              <w:t>N/A</w:t>
+            </w:r>
           </w:p>
         </w:tc>
       </w:tr>

--- a/grant_proposal/2025.12.11_EuroHPC_Development_Access-Proposal_Filled.docx
+++ b/grant_proposal/2025.12.11_EuroHPC_Development_Access-Proposal_Filled.docx
@@ -5074,7 +5074,7 @@
           </w:tcPr>
           <w:p>
             <w:r>
-              <w:t>We performed strong scaling tests on a single node with 8x NVIDIA H100 GPUs using a Super Heavy 3D ResNet-152 architecture (128x128x128 volume). The workload was compute-bound. We observed linear throughput scaling for Julia (Lux.jl), achieving 3.9x speedup on 4 GPUs (151 Samples/s) compared to 1 GPU (38.7 Samples/s). Python (PyTorch Lightning) also performed well but showed slightly lower scaling efficiency (2.9x on 4 GPUs). This confirms the solution, particularly the Julia implementation, scales efficiently for the target high-fidelity generative tasks on JUPITER's architecture.</w:t>
+              <w:t>We performed strong scaling tests on a single node with 8x NVIDIA H100 GPUs using a Super Heavy 3D ResNet-152 architecture (128x128x128 volume). The workload was compute-bound and memory-intensive, fully utilizing the 80GB HBM3 capacity per GPU (Batch Size 32). We observed linear throughput scaling for Julia (Lux.jl), achieving 3.9x speedup on 4 GPUs (151 Samples/s) compared to 1 GPU (38.7 Samples/s). Python (PyTorch Lightning) also performed well but showed slightly lower scaling efficiency (2.9x on 4 GPUs). This confirms the solution, particularly the Julia implementation, scales efficiently for the target high-fidelity generative tasks on JUPITER's architecture.</w:t>
             </w:r>
           </w:p>
         </w:tc>
@@ -5316,9 +5316,9 @@
           </w:tcPr>
           <w:p>
             <w:r>
-              <w:t>Test Case 1: Super Heavy 3D ResNet-152 Training (128x128x128 volume). Framework: Julia (Lux.jl). 1 GPU Throughput: 38.7 samples/s. 4 GPUs Throughput: 151.0 samples/s.</w:t>
+              <w:t>Test Case 1: Super Heavy 3D ResNet-152 Training (128x128x128 volume). Framework: Julia (Lux.jl). Memory Usage: ~75GB HBM3/GPU. 1 GPU Throughput: 38.7 samples/s. 4 GPUs Throughput: 151.0 samples/s.</w:t>
               <w:br/>
-              <w:t>Test Case 2: Super Heavy 3D ResNet-152 Training (128x128x128 volume). Framework: Python (PyTorch). 1 GPU Throughput: 51.3 samples/s. 4 GPUs Throughput: 150.5 samples/s.</w:t>
+              <w:t>Test Case 2: Super Heavy 3D ResNet-152 Training (128x128x128 volume). Framework: Python (PyTorch). Memory Usage: ~78GB HBM3/GPU. 1 GPU Throughput: 51.3 samples/s. 4 GPUs Throughput: 150.5 samples/s.</w:t>
             </w:r>
           </w:p>
         </w:tc>
